--- a/Volume 1/Chapter 10 - Data Structures/SPA_Vol1_Ch10_Lesson10_4a_Stacks_EXTENDED.docx
+++ b/Volume 1/Chapter 10 - Data Structures/SPA_Vol1_Ch10_Lesson10_4a_Stacks_EXTENDED.docx
@@ -67,7 +67,10 @@
     </w:p>
     <w:p>
       <w:r>
-        <w:t>Keep a stack of reversible configuration changes, as Lesson 10.4 does, in Assembly, Rust, Erlang, and Solidity. Each change is a record of the setting, its old value, and its new value. Push three changes as they are applied, count them, peek at the newest, and pop two of them to undo them, newest first. Build the stack from an array and a count in Assembly, and use the natural stack of each other language: a Rust Vec, an Erlang list, and a Solidity storage array. Check for an empty stack before every peek and pop.</w:t>
+        <w:t xml:space="preserve">Keep a stack of reversible configuration changes, as Lesson 10.4 does, in Assembly, Rust, Erlang, and Solidity. Each change is a record of the setting, its old value, and its new value. Push three changes as they are applied, count them, peek at the newest, and pop two of them to undo them, newest first. Build the stack from an array and a count in Assembly, and use the natural stack of each other language: a Rust Vec, an Erlang list, and a Solidity storage array. Check for an empty stack before every peek </w:t>
+      </w:r>
+      <w:r>
+        <w:t>and pop.</w:t>
       </w:r>
     </w:p>
     <w:p>
@@ -95,7 +98,10 @@
     </w:p>
     <w:p>
       <w:r>
-        <w:t>Lesson 10.4 built undo in six mainstream languages. These four show a stack at every level. Assembly shows the array and count underneath, and the processor's own stack, the one every call already uses. Rust hands back an Option, so the compiler makes the program decide what an empty stack means. Erlang's list is a stack by nature, and because no value ever changes, the stack before each undo still exists. Solidity keeps its stack in storage, where every push costs gas and an empty pop stops the whole transaction. Read Lesson 10.4 first; this companion builds on it.</w:t>
+        <w:t>Lesson 10.4 built undo in six mainstream languages. These four show a stack at every level. Assembly shows the array and count underneath, and the processor's own stack, the one every call already uses. Rust hands back an Option, so the compiler makes the program decide what an empty stack means. Erlang's list is a stack by nature, and because no value ever changes, the stack before each undo still exists. Solidity keeps its stack in storage, where every push costs gas and an empty pop stops the whole trans</w:t>
+      </w:r>
+      <w:r>
+        <w:t>action. Read Lesson 10.4 first; this companion builds on it.</w:t>
       </w:r>
     </w:p>
     <w:p>
@@ -257,7 +263,7 @@
         <w:pStyle w:val="ListBullet"/>
       </w:pPr>
       <w:r>
-        <w:t>Assembly, Rust, and Solidity keep the items in an array, in order, with the top at the end. Push writes one item after the last, and pop takes the last item off. No other item moves, so push, peek, and pop each take one step, whether the stack holds 3 items or 3 million.</w:t>
+        <w:t>Assembly, Rust, and Solidity keep the items in an array, in order, with the top at the end. Push writes one item after the last, and pop takes the last item off. No other item moves, so push, peek, and pop each take one step, whether the stack holds 3 items or 3 million; the one exception is a Rust push onto a full Vec, which first copies every item into a bigger block (Lesson 10.2a).</w:t>
       </w:r>
     </w:p>
     <w:p>
@@ -985,7 +991,7 @@
         <w:keepNext/>
       </w:pPr>
       <w:r>
-        <w:t>[profile.default]</w:t>
+        <w:t>[profile.default]  # Remember, the settings forge uses by default.</w:t>
       </w:r>
     </w:p>
     <w:p>
@@ -1247,7 +1253,10 @@
     </w:p>
     <w:p>
       <w:r>
-        <w:t>Assembly has no stack type and no map, so this program builds both, as the C version of Lesson 10.4 does. The settings are two dq arrays side by side, setting_names and setting_values, searched by find_position, as in Lesson 2.8a. The stack is an array of change records in .bss, with room for MAX_CHANGES (8), plus change_count, the number in use. Each record is three 8-byte fields named by equ offsets, as in Lesson 2.9a: SETTING, OLD_VALUE, and NEW_VALUE, 24 bytes in all. The records fill the array from position 0, so the top is always record change_count - 1, and change_address works out where a record starts. The settings and the stack are the program's own data, reached by their labels, so apply_change receives only the setting and the new value.</w:t>
+        <w:t>Assembly has no stack type and no map, so this program builds both, as the C version of Lesson 10.4 does. The settings are two dq arrays side by side, setting_names and setting_values, searched by find_position, as in Lesson 2.8a. The stack is an array of change records in .bss, with room for MAX_CHANGES (8), plus change_count, the number in use. Each record is three 8-byte fields named by equ offsets, as in Lesson 2.9a: SETTING, OLD_VALUE, and NEW_VALUE, 24 bytes in all. The records fill the array from pos</w:t>
+      </w:r>
+      <w:r>
+        <w:t>ition 0, so the top is always record change_count - 1, and change_address works out where a record starts. The settings and the stack are the program's own data, reached by their labels, so apply_change receives only the setting and the new value.</w:t>
       </w:r>
     </w:p>
     <w:p>
@@ -10809,15 +10818,15 @@
         <w:pStyle w:val="SourceCode"/>
       </w:pPr>
       <w:r>
-        <w:t xml:space="preserve">    // Nothing else in the Vec moves, so a push is one step however many</w:t>
-      </w:r>
-    </w:p>
-    <w:p>
-      <w:pPr>
-        <w:pStyle w:val="SourceCode"/>
-      </w:pPr>
-      <w:r>
-        <w:t xml:space="preserve">    // changes the stack holds. push takes the record over.</w:t>
+        <w:t xml:space="preserve">    // Nothing else in the Vec moves: one step, apart from a rare copy to</w:t>
+      </w:r>
+    </w:p>
+    <w:p>
+      <w:pPr>
+        <w:pStyle w:val="SourceCode"/>
+      </w:pPr>
+      <w:r>
+        <w:t xml:space="preserve">    // grow (Lesson 10.2a). push takes the record over.</w:t>
       </w:r>
     </w:p>
     <w:p>
@@ -12602,7 +12611,7 @@
         <w:pStyle w:val="ListBullet"/>
       </w:pPr>
       <w:r>
-        <w:t>push, last(), and pop() all work at the end of the Vec, so each is one step. remove(0) works at the front: it takes the bottom item and moves every later item down one place (Lesson 10.2a), so a Vec used from the front is not a stack.</w:t>
+        <w:t>push, last(), and pop() all work at the end of the Vec, so each is one step, apart from a rare push that must first grow the Vec (below). remove(0) works at the front: it takes the bottom item and moves every later item down one place (Lesson 10.2a), so a Vec used from the front is not a stack.</w:t>
       </w:r>
     </w:p>
     <w:p>
@@ -12642,7 +12651,7 @@
         <w:pStyle w:val="ListBullet"/>
       </w:pPr>
       <w:r>
-        <w:t>Rust's standard library has no Stack type because a Vec already is one. The queue of Lesson 10.5 needs removal from the front, and VecDeque does that.</w:t>
+        <w:t>Rust's standard library has no Stack type because a Vec already is one. The queue of Lesson 10.5a needs removal from the front, and VecDeque does that.</w:t>
       </w:r>
     </w:p>
     <w:p>
@@ -12688,7 +12697,10 @@
     </w:p>
     <w:p>
       <w:r>
-        <w:t>Erlang has no stack type, and needs none: a list is a natural stack, with its first item, the head, as the top. Pushing makes a new list with one more item in front, [Change | Changes]; peeking reads the head with hd; popping takes the list apart with the pattern [Undone | Rest], where Rest is the stack without its top. No value ever changes, so apply_change and undo_change return the new settings and the new stack together in a tuple, and main keeps each under a new name. The settings are a map, as in Lesson 2.8a, printed in sorted key order, and ConfigChange is a record, as in Lesson 2.9a.</w:t>
+        <w:t>Erlang has no stack type, and needs none: a list is a natural stack, with its first item, the head, as the top. Pushing makes a new list with one more item in front, [Change | Changes]; peeking reads the head with hd; popping takes the list apart with the pattern [Undone | Rest], where Rest is the stack without its top. No value ever changes, so apply_change and undo_change return the new settings and the new stack together in a tuple, and main keeps each under a new name. The settings are a map, as in Less</w:t>
+      </w:r>
+      <w:r>
+        <w:t>on 2.8a, printed in sorted key order, and ConfigChange is a record, as in Lesson 2.9a.</w:t>
       </w:r>
     </w:p>
     <w:p>
@@ -15008,7 +15020,10 @@
     </w:p>
     <w:p>
       <w:r>
-        <w:t>Solidity has no stack type: a storage array is the stack, and its last item is the top. push adds an item at the end, changes[changes.length - 1] reads the top, and pop() removes the last item. As in C++, pop() returns nothing, so the program copies the top record into memory first and then pops. Only a storage array grows and shrinks, so the stack, ConfigChange[] changes, is declared in the contract, outside every function, and the functions reach it by name. The settings are a mapping, as in Lesson 2.8a, with a names array beside it that keeps them in a fixed order, and ConfigChange is a struct, as in Lesson 2.9a.</w:t>
+        <w:t xml:space="preserve">Solidity has no stack type: a storage array is the stack, and its last item is the top. push adds an item at the end, changes[changes.length - 1] reads the top, and pop() removes the last item. As in C++, pop() returns nothing, so the program copies the top record into memory first and then pops. Only a storage array grows and shrinks, so the stack, ConfigChange[] changes, is declared in the contract, outside every function, and the functions reach it by name. The settings are a mapping, as in Lesson 2.8a, </w:t>
+      </w:r>
+      <w:r>
+        <w:t>with a names array beside it that keeps them in a fixed order, and ConfigChange is a struct, as in Lesson 2.9a.</w:t>
       </w:r>
     </w:p>
     <w:p>
@@ -16654,31 +16669,31 @@
         <w:pStyle w:val="SourceCode"/>
       </w:pPr>
       <w:r>
-        <w:t xml:space="preserve">    // Pop, after the empty check, then undo the change that came off the</w:t>
-      </w:r>
-    </w:p>
-    <w:p>
-      <w:pPr>
-        <w:pStyle w:val="SourceCode"/>
-      </w:pPr>
-      <w:r>
-        <w:t xml:space="preserve">    // top. Without this check, changes.length - 1 would stop the script</w:t>
-      </w:r>
-    </w:p>
-    <w:p>
-      <w:pPr>
-        <w:pStyle w:val="SourceCode"/>
-      </w:pPr>
-      <w:r>
-        <w:t xml:space="preserve">    // with panic: arithmetic underflow or overflow (0x11) before pop()</w:t>
-      </w:r>
-    </w:p>
-    <w:p>
-      <w:pPr>
-        <w:pStyle w:val="SourceCode"/>
-      </w:pPr>
-      <w:r>
-        <w:t xml:space="preserve">    // could stop it with panic: called `.pop()` on an empty array (0x31).</w:t>
+        <w:t xml:space="preserve">    // Pop after the empty check: on an empty array, length - 1 would stop</w:t>
+      </w:r>
+    </w:p>
+    <w:p>
+      <w:pPr>
+        <w:pStyle w:val="SourceCode"/>
+      </w:pPr>
+      <w:r>
+        <w:t xml:space="preserve">    // the script with panic 0x11 (underflow) before pop() could with 0x31.</w:t>
+      </w:r>
+    </w:p>
+    <w:p>
+      <w:pPr>
+        <w:pStyle w:val="SourceCode"/>
+      </w:pPr>
+      <w:r>
+        <w:t xml:space="preserve">    // Remember, pop() returns nothing and clears the slot, so the top is</w:t>
+      </w:r>
+    </w:p>
+    <w:p>
+      <w:pPr>
+        <w:pStyle w:val="SourceCode"/>
+      </w:pPr>
+      <w:r>
+        <w:t xml:space="preserve">    // copied into memory first; its old value then undoes the change.</w:t>
       </w:r>
     </w:p>
     <w:p>
@@ -17823,7 +17838,10 @@
     </w:p>
     <w:p>
       <w:r>
-        <w:t>The Chapter 10 project, the In-Memory Database, changes records in place with its update and delete commands. Keeping the old value in a record before a change, as ConfigChange does, is how an undo for those commands would be built; the project does not ask for undo, so it is left out there. The array with its top at the end, where push and pop move nothing, is the same layout as the project's ordered list, whose cheapest place to add or remove is also its end. In Solidity, the project's records live in a mapping, and its key array grows with push, as this stack does. Lesson 10.5a turns the rule round: a queue serves the oldest item first, the order the project's commands arrive in.</w:t>
+        <w:t>The Chapter 10 project, the In-Memory Database, changes records in place with its update and delete commands. Keeping the old value in a record before a change, as ConfigChange does, is how an undo for those commands would be built; the project does not ask for undo, so it is left out there. The array with its top at the end, where push and pop move nothing, is the same layout as the project's ordered list, whose cheapest place to add or remove is also its end. In Solidity, the project's records live in a m</w:t>
+      </w:r>
+      <w:r>
+        <w:t>apping, and its key array grows with push, as this stack does. Lesson 10.5a turns the rule round: a queue serves the oldest item first, the order the project's commands arrive in.</w:t>
       </w:r>
     </w:p>
     <w:p>
@@ -18073,7 +18091,10 @@
         <w:pStyle w:val="ListBullet"/>
       </w:pPr>
       <w:r>
-        <w:t>Assembly: in .bss, directly after change_count, reserve redo_changes resb MAX_CHANGES * CHANGE_SIZE and redo_count resq 1, and add two text lines, redid_format db "Redid: %s %s -&gt; %s", 10, 0 and empty_redo_text db "Nothing to redo", 10, 0. At the end of undo_change's pop branch, after its printf, copy the record r12 points at onto record redo_count of redo_changes, field by field, with the same imul, lea, and add steps as change_address, then add 1 to redo_count. Write redo_change: when redo_count is 0 it prints Nothing to redo; otherwise it subtracts 1 from redo_count, stores the record's NEW_VALUE in setting_values, copies the record onto record change_count of changes, adds 1 to change_count, and prints Redid with the setting, old value, and new value.</w:t>
+        <w:t>Assembly: in .bss, directly after change_count, reserve redo_changes resb MAX_CHANGES * CHANGE_SIZE and redo_count resq 1, and add two text lines, redid_format db "Redid: %s %s -&gt; %s", 10, 0 and empty_redo_text db "Nothing to redo", 10, 0. At the end of undo_change's pop branch, after its printf, copy the record r12 points at onto record redo_count of redo_changes, field by field, with the same imul, lea, and add steps as change_address, then add 1 to redo_count. Write redo_change: when redo_count is 0 it p</w:t>
+      </w:r>
+      <w:r>
+        <w:t>rints Nothing to redo; otherwise it subtracts 1 from redo_count, stores the record's NEW_VALUE in setting_values, copies the record onto record change_count of changes, adds 1 to change_count, and prints Redid with the setting, old value, and new value.</w:t>
       </w:r>
     </w:p>
     <w:p>
@@ -18089,7 +18110,10 @@
         <w:pStyle w:val="ListBullet"/>
       </w:pPr>
       <w:r>
-        <w:t>Erlang: give undo_change a third parameter, RedoChanges, and return a tuple of three: its pop branch returns [Undone | RedoChanges] as the third item, and its [] branch returns RedoChanges unchanged. Write redo_change(Settings, Changes, RedoChanges) with a case on RedoChanges: [] prints Nothing to redo; [Redone | Rest] stores the new value, prints Redid, and returns {NewSettings, [Redone | Changes], Rest}. In main, pass [] to the first undo_change, pass each returned redo list to the next call, and bind {RedoneSettings, RedoneChanges, _} = redo_change(...), using those two names in the last two lines.</w:t>
+        <w:t>Erlang: give undo_change a third parameter, RedoChanges, and return a tuple of three: its pop branch returns [Undone | RedoChanges] as the third item, and its [] branch returns RedoChanges unchanged. Write redo_change(Settings, Changes, RedoChanges) with a case on RedoChanges: [] prints Nothing to redo; [Redone | Rest] stores the new value, prints Redid, and returns {NewSettings, [Redone | Changes], Rest}. In main, pass [] to the first undo_change, pass each returned redo list to the next call, and bind {Re</w:t>
+      </w:r>
+      <w:r>
+        <w:t>doneSettings, RedoneChanges, _} = redo_change(...), using those two names in the last two lines.</w:t>
       </w:r>
     </w:p>
     <w:p>
@@ -18115,7 +18139,10 @@
     </w:p>
     <w:p>
       <w:r>
-        <w:t>Run each program; it must match the Required Challenge Output below: the redo stack's top is max_connections, the change undone last, so max_connections goes back to 250, and the stack holds 2 changes. With the Exercise as well, it must match the Required Combined Output after it: log_level was undone last, so it is the one redone. A real editor also empties the redo stack whenever a new change is applied, because the undone changes no longer follow from it; these programs apply nothing after their undos, so you can leave that out.</w:t>
+        <w:t>Run each program; it must match the Required Challenge Output below: the redo stack's top is max_connections, the change undone last, so max_connections goes back to 250, and the stack holds 2 changes. With the Exercise as well, it must match the Required Combined Output after it: log_level was undone last, so it is the one redone. A real editor also empties the redo stack whenever a new change is applied, because the undone changes no longer follow from it; these programs apply nothing after their undos, s</w:t>
+      </w:r>
+      <w:r>
+        <w:t>o you can leave that out.</w:t>
       </w:r>
     </w:p>
     <w:p>
@@ -18498,7 +18525,10 @@
     </w:p>
     <w:p>
       <w:r>
-        <w:t>A stack is a pile with one open end: push adds on top, peek reads the top, and pop takes it off, so the last item in is the first out. Assembly builds it from an array and a count, and its functions use the processor's own stack with every push and pop of a register; Rust's Vec hands back an Option, so an empty stack is a case the program must handle; Erlang's list is a stack by nature, top at the head, and the stack before each pop still exists; and Solidity's storage array pops without returning, so the top is copied first, and every push costs gas. A change record that keeps its old value can be pushed when applied and popped to undo, newest first. Lesson 10.5a turns to queues: first in, first out, for work that must be served in the order it arrived.</w:t>
+        <w:t>A stack is a pile with one open end: push adds on top, peek reads the top, and pop takes it off, so the last item in is the first out. Assembly builds it from an array and a count, and its functions use the processor's own stack with every push and pop of a register; Rust's Vec hands back an Option, so an empty stack is a case the program must handle; Erlang's list is a stack by nature, top at the head, and the stack before each pop still exists; and Solidity's storage array pops without returning, so the t</w:t>
+      </w:r>
+      <w:r>
+        <w:t>op is copied first, and every push costs gas. A change record that keeps its old value can be pushed when applied and popped to undo, newest first. Lesson 10.5a turns to queues: first in, first out, for work that must be served in the order it arrived.</w:t>
       </w:r>
     </w:p>
     <w:sectPr>
@@ -18684,31 +18714,31 @@
       </w:rPr>
     </w:lvl>
   </w:abstractNum>
-  <w:num w:numId="1" w16cid:durableId="1365867701">
+  <w:num w:numId="1" w16cid:durableId="1061178225">
     <w:abstractNumId w:val="8"/>
   </w:num>
-  <w:num w:numId="2" w16cid:durableId="737167121">
+  <w:num w:numId="2" w16cid:durableId="1395540487">
     <w:abstractNumId w:val="6"/>
   </w:num>
-  <w:num w:numId="3" w16cid:durableId="861361248">
+  <w:num w:numId="3" w16cid:durableId="777723210">
     <w:abstractNumId w:val="5"/>
   </w:num>
-  <w:num w:numId="4" w16cid:durableId="1177619712">
+  <w:num w:numId="4" w16cid:durableId="1213269195">
     <w:abstractNumId w:val="4"/>
   </w:num>
-  <w:num w:numId="5" w16cid:durableId="1481119608">
+  <w:num w:numId="5" w16cid:durableId="1592271740">
     <w:abstractNumId w:val="7"/>
   </w:num>
-  <w:num w:numId="6" w16cid:durableId="76556904">
+  <w:num w:numId="6" w16cid:durableId="465054069">
     <w:abstractNumId w:val="3"/>
   </w:num>
-  <w:num w:numId="7" w16cid:durableId="487523894">
+  <w:num w:numId="7" w16cid:durableId="1050032046">
     <w:abstractNumId w:val="2"/>
   </w:num>
-  <w:num w:numId="8" w16cid:durableId="1538812063">
+  <w:num w:numId="8" w16cid:durableId="683898531">
     <w:abstractNumId w:val="1"/>
   </w:num>
-  <w:num w:numId="9" w16cid:durableId="1739085928">
+  <w:num w:numId="9" w16cid:durableId="599139162">
     <w:abstractNumId w:val="0"/>
   </w:num>
 </w:numbering>
